--- a/lessons/chapters/build/word/Chapter07_Meeting2.docx
+++ b/lessons/chapters/build/word/Chapter07_Meeting2.docx
@@ -54,14 +54,15 @@
         <w:t xml:space="preserve">to find out what's broken.</w:t>
       </w:r>
     </w:p>
-    <w:bookmarkStart w:id="9" w:name="step-4---replace-the-placeholders"/>
     <w:p>
       <w:pPr>
         <w:pStyle w:val="Heading2"/>
       </w:pPr>
+      <w:bookmarkStart w:id="9" w:name="_d78ca667654b14e775e4eaf52bfb39a9ec24959"/>
       <w:r>
         <w:t xml:space="preserve">Step 4 - Replace the placeholders</w:t>
       </w:r>
+      <w:bookmarkEnd w:id="9"/>
     </w:p>
     <w:p>
       <w:pPr>
@@ -102,15 +103,15 @@
         <w:t xml:space="preserve">forest, city, a dream.  Whatever your sentence from 7.1 said.</w:t>
       </w:r>
     </w:p>
-    <w:bookmarkEnd w:id="9"/>
-    <w:bookmarkStart w:id="10" w:name="step-5---your-screens-in-your-words"/>
     <w:p>
       <w:pPr>
         <w:pStyle w:val="Heading2"/>
       </w:pPr>
+      <w:bookmarkStart w:id="10" w:name="_40769f4083d342cc190fa0002c7b8c825a74b7c"/>
       <w:r>
         <w:t xml:space="preserve">Step 5 - Your screens, in your words</w:t>
       </w:r>
+      <w:bookmarkEnd w:id="10"/>
     </w:p>
     <w:p>
       <w:pPr>
@@ -172,15 +173,15 @@
         <w:t xml:space="preserve">at the end of each one, as in Chapter 6.</w:t>
       </w:r>
     </w:p>
-    <w:bookmarkEnd w:id="10"/>
-    <w:bookmarkStart w:id="11" w:name="step-6---tune-it"/>
     <w:p>
       <w:pPr>
         <w:pStyle w:val="Heading2"/>
       </w:pPr>
+      <w:bookmarkStart w:id="11" w:name="_f731b700fb417fb58f3ec5c13c60ba4df8f33f5"/>
       <w:r>
         <w:t xml:space="preserve">Step 6 - Tune it</w:t>
       </w:r>
+      <w:bookmarkEnd w:id="11"/>
     </w:p>
     <w:p>
       <w:pPr>
@@ -250,12 +251,11 @@
         <w:spacing w:before="0" w:after="0" w:line="20" w:lineRule="exact"/>
       </w:pPr>
     </w:p>
-    <w:bookmarkEnd w:id="11"/>
-    <w:bookmarkStart w:id="12" w:name="three-coins-three-ifs"/>
     <w:p>
       <w:pPr>
         <w:pStyle w:val="Heading2"/>
       </w:pPr>
+      <w:bookmarkStart w:id="12" w:name="_c5eb950949f409ff973875073c88d296aba2971"/>
       <w:r>
         <w:t xml:space="preserve">7.5  Three coins, three</w:t>
       </w:r>
@@ -271,6 +271,7 @@
       <w:r>
         <w:t xml:space="preserve">s</w:t>
       </w:r>
+      <w:bookmarkEnd w:id="12"/>
     </w:p>
     <w:p>
       <w:pPr>
@@ -569,15 +570,15 @@
         <w:t xml:space="preserve">Want twenty coins?  That's what Bonus D is for.</w:t>
       </w:r>
     </w:p>
-    <w:bookmarkEnd w:id="12"/>
-    <w:bookmarkStart w:id="16" w:name="step-7---one-thing-thats-your-idea"/>
     <w:p>
       <w:pPr>
         <w:pStyle w:val="Heading2"/>
       </w:pPr>
+      <w:bookmarkStart w:id="13" w:name="_685d90818b83c5b85eee203f36d545a270dc52d"/>
       <w:r>
         <w:t xml:space="preserve">Step 7 - One thing that's your idea</w:t>
       </w:r>
+      <w:bookmarkEnd w:id="13"/>
     </w:p>
     <w:p>
       <w:pPr>
@@ -860,18 +861,18 @@
           <wp:inline>
             <wp:extent cx="3108960" cy="2331720"/>
             <wp:effectExtent b="0" l="0" r="0" t="0"/>
-            <wp:docPr descr="" title="" id="14" name="Picture"/>
+            <wp:docPr descr="" title="" id="15" name="Picture"/>
             <a:graphic>
               <a:graphicData uri="http://schemas.openxmlformats.org/drawingml/2006/picture">
                 <pic:pic>
                   <pic:nvPicPr>
-                    <pic:cNvPr descr="lessons/chapters\screenshots/ch07_Bounce.png" id="15" name="Picture"/>
+                    <pic:cNvPr descr="lessons/chapters/screenshots/ch07_Bounce.png" id="16" name="Picture"/>
                     <pic:cNvPicPr>
                       <a:picLocks noChangeArrowheads="1" noChangeAspect="1"/>
                     </pic:cNvPicPr>
                   </pic:nvPicPr>
                   <pic:blipFill>
-                    <a:blip r:embed="rId13"/>
+                    <a:blip r:embed="rId14"/>
                     <a:stretch>
                       <a:fillRect/>
                     </a:stretch>
@@ -943,7 +944,7 @@
     </w:p>
     <w:p>
       <w:pPr>
-        <w:pStyle w:val="BodyText"/>
+        <w:pStyle w:val="FirstParagraph"/>
       </w:pPr>
       <w:r>
         <w:t xml:space="preserve">It changes every sprite in your game at once.  That's why the clouds bounce too.</w:t>
@@ -1041,10 +1042,9 @@
         <w:t xml:space="preserve">demo into a game people want to keep playing.</w:t>
       </w:r>
     </w:p>
-    <w:bookmarkEnd w:id="16"/>
     <w:sectPr>
-      <w:pgSz w:h="15840" w:w="12240"/>
-      <w:pgMar w:bottom="1440" w:footer="720" w:gutter="0" w:header="720" w:left="1440" w:right="1440" w:top="1440"/>
+      <w:pgSz w:w="12240" w:h="15840"/>
+      <w:pgMar w:top="1440" w:right="1440" w:bottom="1440" w:left="1440" w:header="720" w:footer="720" w:gutter="0"/>
       <w:footnotePr>
         <w:numRestart w:val="eachSect"/>
       </w:footnotePr>
@@ -1274,10 +1274,10 @@
   <w:docDefaults>
     <w:rPrDefault>
       <w:rPr>
-        <w:rFonts w:ascii="Calibri" w:cs="Calibri" w:eastAsia="Calibri" w:hAnsi="Calibri"/>
+        <w:rFonts w:ascii="Calibri" w:hAnsi="Calibri" w:eastAsia="Calibri" w:cs="Calibri"/>
         <w:sz w:val="22"/>
         <w:szCs w:val="22"/>
-        <w:lang w:bidi="ar-SA" w:eastAsia="zh-CN" w:val="en-US"/>
+        <w:lang w:val="en-US" w:eastAsia="zh-CN" w:bidi="ar-SA"/>
       </w:rPr>
     </w:rPrDefault>
     <w:pPrDefault>
@@ -1286,61 +1286,61 @@
       </w:pPr>
     </w:pPrDefault>
   </w:docDefaults>
-  <w:latentStyles w:count="276" w:defLockedState="0" w:defQFormat="0" w:defSemiHidden="0" w:defUIPriority="0" w:defUnhideWhenUsed="0"/>
-  <w:style w:default="1" w:styleId="Normal" w:type="paragraph">
+  <w:latentStyles w:defLockedState="0" w:defUIPriority="0" w:defSemiHidden="0" w:defUnhideWhenUsed="0" w:defQFormat="0" w:count="276"/>
+  <w:style w:type="paragraph" w:default="1" w:styleId="Normal">
     <w:name w:val="Normal"/>
     <w:qFormat/>
   </w:style>
-  <w:style w:styleId="BodyText" w:type="paragraph">
+  <w:style w:type="paragraph" w:styleId="BodyText">
     <w:name w:val="Body Text"/>
     <w:basedOn w:val="Normal"/>
     <w:link w:val="BodyTextChar"/>
     <w:qFormat/>
     <w:pPr>
-      <w:spacing w:after="180" w:before="180"/>
-    </w:pPr>
-  </w:style>
-  <w:style w:customStyle="1" w:styleId="FirstParagraph" w:type="paragraph">
+      <w:spacing w:before="180" w:after="180"/>
+    </w:pPr>
+  </w:style>
+  <w:style w:type="paragraph" w:customStyle="1" w:styleId="FirstParagraph">
     <w:name w:val="First Paragraph"/>
     <w:basedOn w:val="BodyText"/>
     <w:next w:val="BodyText"/>
     <w:qFormat/>
   </w:style>
-  <w:style w:customStyle="1" w:styleId="Compact" w:type="paragraph">
+  <w:style w:type="paragraph" w:customStyle="1" w:styleId="Compact">
     <w:name w:val="Compact"/>
     <w:basedOn w:val="BodyText"/>
     <w:qFormat/>
     <w:pPr>
-      <w:spacing w:after="36" w:before="36"/>
-    </w:pPr>
-  </w:style>
-  <w:style w:customStyle="1" w:styleId="TitleChar" w:type="character">
+      <w:spacing w:before="36" w:after="36"/>
+    </w:pPr>
+  </w:style>
+  <w:style w:type="character" w:customStyle="1" w:styleId="TitleChar">
     <w:name w:val="Title Char"/>
     <w:basedOn w:val="DefaultParagraphFont"/>
     <w:link w:val="Title"/>
     <w:uiPriority w:val="10"/>
     <w:rsid w:val="00A10FD9"/>
     <w:rPr>
-      <w:rFonts w:ascii="Calibri" w:cs="Calibri" w:eastAsia="Calibri" w:hAnsi="Calibri"/>
+      <w:rFonts w:ascii="Calibri" w:hAnsi="Calibri" w:eastAsia="Calibri" w:cs="Calibri"/>
       <w:sz w:val="56"/>
       <w:szCs w:val="56"/>
     </w:rPr>
   </w:style>
-  <w:style w:customStyle="1" w:styleId="SubtitleChar" w:type="character">
+  <w:style w:type="character" w:customStyle="1" w:styleId="SubtitleChar">
     <w:name w:val="Subtitle Char"/>
     <w:basedOn w:val="DefaultParagraphFont"/>
     <w:link w:val="Subtitle"/>
     <w:uiPriority w:val="11"/>
     <w:rsid w:val="00A10FD9"/>
     <w:rPr>
-      <w:rFonts w:ascii="Calibri" w:cs="Calibri" w:eastAsia="Calibri" w:hAnsi="Calibri"/>
-      <w:color w:themeColor="text1" w:themeTint="A6" w:val="595959"/>
+      <w:rFonts w:ascii="Calibri" w:hAnsi="Calibri" w:eastAsia="Calibri" w:cs="Calibri"/>
+      <w:color w:val="595959" w:themeColor="text1" w:themeTint="A6"/>
       <w:spacing w:val="15"/>
       <w:sz w:val="28"/>
       <w:szCs w:val="28"/>
     </w:rPr>
   </w:style>
-  <w:style w:customStyle="1" w:styleId="Author" w:type="paragraph">
+  <w:style w:type="paragraph" w:customStyle="1" w:styleId="Author">
     <w:name w:val="Author"/>
     <w:basedOn w:val="Title"/>
     <w:next w:val="BodyText"/>
@@ -1354,7 +1354,7 @@
       <w:szCs w:val="24"/>
     </w:rPr>
   </w:style>
-  <w:style w:customStyle="1" w:styleId="AbstractTitle" w:type="paragraph">
+  <w:style w:type="paragraph" w:customStyle="1" w:styleId="AbstractTitle">
     <w:name w:val="Abstract Title"/>
     <w:basedOn w:val="Normal"/>
     <w:next w:val="Abstract"/>
@@ -1362,7 +1362,7 @@
     <w:pPr>
       <w:keepNext/>
       <w:keepLines/>
-      <w:spacing w:after="0" w:before="300"/>
+      <w:spacing w:before="300" w:after="0"/>
       <w:jc w:val="center"/>
     </w:pPr>
     <w:rPr>
@@ -1371,7 +1371,7 @@
       <w:szCs w:val="20"/>
     </w:rPr>
   </w:style>
-  <w:style w:customStyle="1" w:styleId="Abstract" w:type="paragraph">
+  <w:style w:type="paragraph" w:customStyle="1" w:styleId="Abstract">
     <w:name w:val="Abstract"/>
     <w:basedOn w:val="Normal"/>
     <w:next w:val="BodyText"/>
@@ -1379,14 +1379,14 @@
     <w:pPr>
       <w:keepNext/>
       <w:keepLines/>
-      <w:spacing w:after="300" w:before="100"/>
+      <w:spacing w:before="100" w:after="300"/>
     </w:pPr>
     <w:rPr>
       <w:sz w:val="20"/>
       <w:szCs w:val="20"/>
     </w:rPr>
   </w:style>
-  <w:style w:styleId="Bibliography" w:type="paragraph">
+  <w:style w:type="paragraph" w:styleId="Bibliography">
     <w:name w:val="Bibliography"/>
     <w:basedOn w:val="Normal"/>
     <w:next w:val="Bibliography"/>
@@ -1394,7 +1394,7 @@
     <w:pPr/>
     <w:rPr/>
   </w:style>
-  <w:style w:styleId="Heading1" w:type="paragraph">
+  <w:style w:type="paragraph" w:styleId="Heading1">
     <w:name w:val="heading 1"/>
     <w:basedOn w:val="Normal"/>
     <w:next w:val="BodyText"/>
@@ -1406,17 +1406,17 @@
       <w:pageBreakBefore/>
       <w:keepNext/>
       <w:keepLines/>
-      <w:spacing w:after="80" w:before="360"/>
+      <w:spacing w:before="360" w:after="80"/>
       <w:outlineLvl w:val="0"/>
     </w:pPr>
     <w:rPr>
-      <w:rFonts w:ascii="Calibri" w:cs="Calibri" w:eastAsia="Calibri" w:hAnsi="Calibri"/>
+      <w:rFonts w:ascii="Calibri" w:hAnsi="Calibri" w:eastAsia="Calibri" w:cs="Calibri"/>
       <w:color w:val="1F4E79"/>
       <w:sz w:val="40"/>
       <w:szCs w:val="40"/>
     </w:rPr>
   </w:style>
-  <w:style w:styleId="Heading2" w:type="paragraph">
+  <w:style w:type="paragraph" w:styleId="Heading2">
     <w:name w:val="heading 2"/>
     <w:basedOn w:val="Normal"/>
     <w:next w:val="BodyText"/>
@@ -1429,17 +1429,17 @@
     <w:pPr>
       <w:keepNext/>
       <w:keepLines/>
-      <w:spacing w:after="80" w:before="160"/>
+      <w:spacing w:before="160" w:after="80"/>
       <w:outlineLvl w:val="1"/>
     </w:pPr>
     <w:rPr>
-      <w:rFonts w:ascii="Calibri" w:cs="Calibri" w:eastAsia="Calibri" w:hAnsi="Calibri"/>
+      <w:rFonts w:ascii="Calibri" w:hAnsi="Calibri" w:eastAsia="Calibri" w:cs="Calibri"/>
       <w:color w:val="1F4E79"/>
       <w:sz w:val="32"/>
       <w:szCs w:val="32"/>
     </w:rPr>
   </w:style>
-  <w:style w:styleId="Heading3" w:type="paragraph">
+  <w:style w:type="paragraph" w:styleId="Heading3">
     <w:name w:val="heading 3"/>
     <w:basedOn w:val="Normal"/>
     <w:next w:val="BodyText"/>
@@ -1452,17 +1452,17 @@
     <w:pPr>
       <w:keepNext/>
       <w:keepLines/>
-      <w:spacing w:after="80" w:before="160"/>
+      <w:spacing w:before="160" w:after="80"/>
       <w:outlineLvl w:val="2"/>
     </w:pPr>
     <w:rPr>
-      <w:rFonts w:ascii="Calibri" w:cs="Calibri" w:eastAsia="Calibri" w:hAnsi="Calibri"/>
+      <w:rFonts w:ascii="Calibri" w:hAnsi="Calibri" w:eastAsia="Calibri" w:cs="Calibri"/>
       <w:color w:val="1F4E79"/>
       <w:sz w:val="28"/>
       <w:szCs w:val="28"/>
     </w:rPr>
   </w:style>
-  <w:style w:styleId="Heading4" w:type="paragraph">
+  <w:style w:type="paragraph" w:styleId="Heading4">
     <w:name w:val="heading 4"/>
     <w:basedOn w:val="Normal"/>
     <w:next w:val="BodyText"/>
@@ -1475,17 +1475,17 @@
     <w:pPr>
       <w:keepNext/>
       <w:keepLines/>
-      <w:spacing w:after="40" w:before="80"/>
+      <w:spacing w:before="80" w:after="40"/>
       <w:outlineLvl w:val="3"/>
     </w:pPr>
     <w:rPr>
-      <w:rFonts w:ascii="Calibri" w:cs="Calibri" w:eastAsia="Calibri" w:hAnsi="Calibri"/>
+      <w:rFonts w:ascii="Calibri" w:hAnsi="Calibri" w:eastAsia="Calibri" w:cs="Calibri"/>
       <w:i/>
       <w:iCs/>
       <w:color w:val="1F4E79"/>
     </w:rPr>
   </w:style>
-  <w:style w:styleId="Heading5" w:type="paragraph">
+  <w:style w:type="paragraph" w:styleId="Heading5">
     <w:name w:val="heading 5"/>
     <w:basedOn w:val="Normal"/>
     <w:next w:val="BodyText"/>
@@ -1498,15 +1498,15 @@
     <w:pPr>
       <w:keepNext/>
       <w:keepLines/>
-      <w:spacing w:after="40" w:before="80"/>
+      <w:spacing w:before="80" w:after="40"/>
       <w:outlineLvl w:val="4"/>
     </w:pPr>
     <w:rPr>
-      <w:rFonts w:ascii="Calibri" w:cs="Calibri" w:eastAsia="Calibri" w:hAnsi="Calibri"/>
+      <w:rFonts w:ascii="Calibri" w:hAnsi="Calibri" w:eastAsia="Calibri" w:cs="Calibri"/>
       <w:color w:val="1F4E79"/>
     </w:rPr>
   </w:style>
-  <w:style w:styleId="Heading6" w:type="paragraph">
+  <w:style w:type="paragraph" w:styleId="Heading6">
     <w:name w:val="heading 6"/>
     <w:basedOn w:val="Normal"/>
     <w:next w:val="BodyText"/>
@@ -1519,17 +1519,17 @@
     <w:pPr>
       <w:keepNext/>
       <w:keepLines/>
-      <w:spacing w:after="0" w:before="40"/>
+      <w:spacing w:before="40" w:after="0"/>
       <w:outlineLvl w:val="5"/>
     </w:pPr>
     <w:rPr>
-      <w:rFonts w:ascii="Calibri" w:cs="Calibri" w:eastAsia="Calibri" w:hAnsi="Calibri"/>
+      <w:rFonts w:ascii="Calibri" w:hAnsi="Calibri" w:eastAsia="Calibri" w:cs="Calibri"/>
       <w:i/>
       <w:iCs/>
-      <w:color w:themeColor="text1" w:themeTint="A6" w:val="595959"/>
-    </w:rPr>
-  </w:style>
-  <w:style w:styleId="Heading7" w:type="paragraph">
+      <w:color w:val="595959" w:themeColor="text1" w:themeTint="A6"/>
+    </w:rPr>
+  </w:style>
+  <w:style w:type="paragraph" w:styleId="Heading7">
     <w:name w:val="heading 7"/>
     <w:basedOn w:val="Normal"/>
     <w:next w:val="BodyText"/>
@@ -1542,15 +1542,15 @@
     <w:pPr>
       <w:keepNext/>
       <w:keepLines/>
-      <w:spacing w:after="0" w:before="40"/>
+      <w:spacing w:before="40" w:after="0"/>
       <w:outlineLvl w:val="6"/>
     </w:pPr>
     <w:rPr>
-      <w:rFonts w:ascii="Calibri" w:cs="Calibri" w:eastAsia="Calibri" w:hAnsi="Calibri"/>
-      <w:color w:themeColor="text1" w:themeTint="A6" w:val="595959"/>
-    </w:rPr>
-  </w:style>
-  <w:style w:styleId="Heading8" w:type="paragraph">
+      <w:rFonts w:ascii="Calibri" w:hAnsi="Calibri" w:eastAsia="Calibri" w:cs="Calibri"/>
+      <w:color w:val="595959" w:themeColor="text1" w:themeTint="A6"/>
+    </w:rPr>
+  </w:style>
+  <w:style w:type="paragraph" w:styleId="Heading8">
     <w:name w:val="heading 8"/>
     <w:basedOn w:val="Normal"/>
     <w:next w:val="BodyText"/>
@@ -1567,13 +1567,13 @@
       <w:outlineLvl w:val="7"/>
     </w:pPr>
     <w:rPr>
-      <w:rFonts w:ascii="Calibri" w:cs="Calibri" w:eastAsia="Calibri" w:hAnsi="Calibri"/>
+      <w:rFonts w:ascii="Calibri" w:hAnsi="Calibri" w:eastAsia="Calibri" w:cs="Calibri"/>
       <w:i/>
       <w:iCs/>
-      <w:color w:themeColor="text1" w:themeTint="D8" w:val="272727"/>
-    </w:rPr>
-  </w:style>
-  <w:style w:styleId="Heading9" w:type="paragraph">
+      <w:color w:val="272727" w:themeColor="text1" w:themeTint="D8"/>
+    </w:rPr>
+  </w:style>
+  <w:style w:type="paragraph" w:styleId="Heading9">
     <w:name w:val="heading 9"/>
     <w:basedOn w:val="Normal"/>
     <w:next w:val="BodyText"/>
@@ -1590,24 +1590,24 @@
       <w:outlineLvl w:val="8"/>
     </w:pPr>
     <w:rPr>
-      <w:rFonts w:ascii="Calibri" w:cs="Calibri" w:eastAsia="Calibri" w:hAnsi="Calibri"/>
-      <w:color w:themeColor="text1" w:themeTint="D8" w:val="272727"/>
-    </w:rPr>
-  </w:style>
-  <w:style w:customStyle="1" w:styleId="Heading1Char" w:type="character">
+      <w:rFonts w:ascii="Calibri" w:hAnsi="Calibri" w:eastAsia="Calibri" w:cs="Calibri"/>
+      <w:color w:val="272727" w:themeColor="text1" w:themeTint="D8"/>
+    </w:rPr>
+  </w:style>
+  <w:style w:type="character" w:customStyle="1" w:styleId="Heading1Char">
     <w:name w:val="Heading 1 Char"/>
     <w:basedOn w:val="DefaultParagraphFont"/>
     <w:link w:val="Heading1"/>
     <w:uiPriority w:val="9"/>
     <w:rsid w:val="00A10FD9"/>
     <w:rPr>
-      <w:rFonts w:ascii="Calibri" w:cs="Calibri" w:eastAsia="Calibri" w:hAnsi="Calibri"/>
+      <w:rFonts w:ascii="Calibri" w:hAnsi="Calibri" w:eastAsia="Calibri" w:cs="Calibri"/>
       <w:color w:val="1F4E79"/>
       <w:sz w:val="40"/>
       <w:szCs w:val="40"/>
     </w:rPr>
   </w:style>
-  <w:style w:customStyle="1" w:styleId="Heading2Char" w:type="character">
+  <w:style w:type="character" w:customStyle="1" w:styleId="Heading2Char">
     <w:name w:val="Heading 2 Char"/>
     <w:basedOn w:val="DefaultParagraphFont"/>
     <w:link w:val="Heading2"/>
@@ -1615,13 +1615,13 @@
     <w:semiHidden/>
     <w:rsid w:val="00A10FD9"/>
     <w:rPr>
-      <w:rFonts w:ascii="Calibri" w:cs="Calibri" w:eastAsia="Calibri" w:hAnsi="Calibri"/>
+      <w:rFonts w:ascii="Calibri" w:hAnsi="Calibri" w:eastAsia="Calibri" w:cs="Calibri"/>
       <w:color w:val="1F4E79"/>
       <w:sz w:val="32"/>
       <w:szCs w:val="32"/>
     </w:rPr>
   </w:style>
-  <w:style w:customStyle="1" w:styleId="Heading3Char" w:type="character">
+  <w:style w:type="character" w:customStyle="1" w:styleId="Heading3Char">
     <w:name w:val="Heading 3 Char"/>
     <w:basedOn w:val="DefaultParagraphFont"/>
     <w:link w:val="Heading3"/>
@@ -1629,13 +1629,13 @@
     <w:semiHidden/>
     <w:rsid w:val="00A10FD9"/>
     <w:rPr>
-      <w:rFonts w:ascii="Calibri" w:cs="Calibri" w:eastAsia="Calibri" w:hAnsi="Calibri"/>
+      <w:rFonts w:ascii="Calibri" w:hAnsi="Calibri" w:eastAsia="Calibri" w:cs="Calibri"/>
       <w:color w:val="1F4E79"/>
       <w:sz w:val="28"/>
       <w:szCs w:val="28"/>
     </w:rPr>
   </w:style>
-  <w:style w:customStyle="1" w:styleId="Heading4Char" w:type="character">
+  <w:style w:type="character" w:customStyle="1" w:styleId="Heading4Char">
     <w:name w:val="Heading 4 Char"/>
     <w:basedOn w:val="DefaultParagraphFont"/>
     <w:link w:val="Heading4"/>
@@ -1643,13 +1643,13 @@
     <w:semiHidden/>
     <w:rsid w:val="00A10FD9"/>
     <w:rPr>
-      <w:rFonts w:ascii="Calibri" w:cs="Calibri" w:eastAsia="Calibri" w:hAnsi="Calibri"/>
+      <w:rFonts w:ascii="Calibri" w:hAnsi="Calibri" w:eastAsia="Calibri" w:cs="Calibri"/>
       <w:i/>
       <w:iCs/>
       <w:color w:val="1F4E79"/>
     </w:rPr>
   </w:style>
-  <w:style w:customStyle="1" w:styleId="Heading5Char" w:type="character">
+  <w:style w:type="character" w:customStyle="1" w:styleId="Heading5Char">
     <w:name w:val="Heading 5 Char"/>
     <w:basedOn w:val="DefaultParagraphFont"/>
     <w:link w:val="Heading5"/>
@@ -1657,11 +1657,11 @@
     <w:semiHidden/>
     <w:rsid w:val="00A10FD9"/>
     <w:rPr>
-      <w:rFonts w:ascii="Calibri" w:cs="Calibri" w:eastAsia="Calibri" w:hAnsi="Calibri"/>
+      <w:rFonts w:ascii="Calibri" w:hAnsi="Calibri" w:eastAsia="Calibri" w:cs="Calibri"/>
       <w:color w:val="1F4E79"/>
     </w:rPr>
   </w:style>
-  <w:style w:customStyle="1" w:styleId="Heading6Char" w:type="character">
+  <w:style w:type="character" w:customStyle="1" w:styleId="Heading6Char">
     <w:name w:val="Heading 6 Char"/>
     <w:basedOn w:val="DefaultParagraphFont"/>
     <w:link w:val="Heading6"/>
@@ -1669,13 +1669,13 @@
     <w:semiHidden/>
     <w:rsid w:val="00A10FD9"/>
     <w:rPr>
-      <w:rFonts w:ascii="Calibri" w:cs="Calibri" w:eastAsia="Calibri" w:hAnsi="Calibri"/>
+      <w:rFonts w:ascii="Calibri" w:hAnsi="Calibri" w:eastAsia="Calibri" w:cs="Calibri"/>
       <w:i/>
       <w:iCs/>
-      <w:color w:themeColor="text1" w:themeTint="A6" w:val="595959"/>
-    </w:rPr>
-  </w:style>
-  <w:style w:customStyle="1" w:styleId="Heading7Char" w:type="character">
+      <w:color w:val="595959" w:themeColor="text1" w:themeTint="A6"/>
+    </w:rPr>
+  </w:style>
+  <w:style w:type="character" w:customStyle="1" w:styleId="Heading7Char">
     <w:name w:val="Heading 7 Char"/>
     <w:basedOn w:val="DefaultParagraphFont"/>
     <w:link w:val="Heading7"/>
@@ -1683,11 +1683,11 @@
     <w:semiHidden/>
     <w:rsid w:val="00A10FD9"/>
     <w:rPr>
-      <w:rFonts w:ascii="Calibri" w:cs="Calibri" w:eastAsia="Calibri" w:hAnsi="Calibri"/>
-      <w:color w:themeColor="text1" w:themeTint="A6" w:val="595959"/>
-    </w:rPr>
-  </w:style>
-  <w:style w:customStyle="1" w:styleId="Heading8Char" w:type="character">
+      <w:rFonts w:ascii="Calibri" w:hAnsi="Calibri" w:eastAsia="Calibri" w:cs="Calibri"/>
+      <w:color w:val="595959" w:themeColor="text1" w:themeTint="A6"/>
+    </w:rPr>
+  </w:style>
+  <w:style w:type="character" w:customStyle="1" w:styleId="Heading8Char">
     <w:name w:val="Heading 8 Char"/>
     <w:basedOn w:val="DefaultParagraphFont"/>
     <w:link w:val="Heading8"/>
@@ -1695,13 +1695,13 @@
     <w:semiHidden/>
     <w:rsid w:val="00A10FD9"/>
     <w:rPr>
-      <w:rFonts w:ascii="Calibri" w:cs="Calibri" w:eastAsia="Calibri" w:hAnsi="Calibri"/>
+      <w:rFonts w:ascii="Calibri" w:hAnsi="Calibri" w:eastAsia="Calibri" w:cs="Calibri"/>
       <w:i/>
       <w:iCs/>
-      <w:color w:themeColor="text1" w:themeTint="D8" w:val="272727"/>
-    </w:rPr>
-  </w:style>
-  <w:style w:customStyle="1" w:styleId="Heading9Char" w:type="character">
+      <w:color w:val="272727" w:themeColor="text1" w:themeTint="D8"/>
+    </w:rPr>
+  </w:style>
+  <w:style w:type="character" w:customStyle="1" w:styleId="Heading9Char">
     <w:name w:val="Heading 9 Char"/>
     <w:basedOn w:val="DefaultParagraphFont"/>
     <w:link w:val="Heading9"/>
@@ -1709,11 +1709,11 @@
     <w:semiHidden/>
     <w:rsid w:val="00A10FD9"/>
     <w:rPr>
-      <w:rFonts w:ascii="Calibri" w:cs="Calibri" w:eastAsia="Calibri" w:hAnsi="Calibri"/>
-      <w:color w:themeColor="text1" w:themeTint="D8" w:val="272727"/>
-    </w:rPr>
-  </w:style>
-  <w:style w:styleId="BlockText" w:type="paragraph">
+      <w:rFonts w:ascii="Calibri" w:hAnsi="Calibri" w:eastAsia="Calibri" w:cs="Calibri"/>
+      <w:color w:val="272727" w:themeColor="text1" w:themeTint="D8"/>
+    </w:rPr>
+  </w:style>
+  <w:style w:type="paragraph" w:styleId="BlockText">
     <w:name w:val="Block Text"/>
     <w:basedOn w:val="BodyText"/>
     <w:next w:val="BodyText"/>
@@ -1721,11 +1721,11 @@
     <w:unhideWhenUsed/>
     <w:qFormat/>
     <w:pPr>
-      <w:spacing w:after="100" w:before="100"/>
+      <w:spacing w:before="100" w:after="100"/>
       <w:ind w:firstLine="0" w:left="480" w:right="480"/>
     </w:pPr>
   </w:style>
-  <w:style w:styleId="FootnoteText" w:type="paragraph">
+  <w:style w:type="paragraph" w:styleId="FootnoteText">
     <w:name w:val="Footnote Text"/>
     <w:basedOn w:val="Normal"/>
     <w:next w:val="FootnoteText"/>
@@ -1733,7 +1733,7 @@
     <w:unhideWhenUsed/>
     <w:qFormat/>
   </w:style>
-  <w:style w:styleId="FootnoteBlockText" w:type="paragraph">
+  <w:style w:type="paragraph" w:styleId="FootnoteBlockText">
     <w:name w:val="Footnote Block Text"/>
     <w:basedOn w:val="FootnoteText"/>
     <w:next w:val="FootnoteText"/>
@@ -1741,16 +1741,16 @@
     <w:unhideWhenUsed/>
     <w:qFormat/>
     <w:pPr>
-      <w:spacing w:after="100" w:before="100"/>
+      <w:spacing w:before="100" w:after="100"/>
       <w:ind w:firstLine="0" w:left="480" w:right="480"/>
     </w:pPr>
   </w:style>
-  <w:style w:default="1" w:styleId="DefaultParagraphFont" w:type="character">
+  <w:style w:type="character" w:default="1" w:styleId="DefaultParagraphFont">
     <w:name w:val="Default Paragraph Font"/>
     <w:semiHidden/>
     <w:unhideWhenUsed/>
   </w:style>
-  <w:style w:customStyle="1" w:styleId="DefinitionTerm" w:type="paragraph">
+  <w:style w:type="paragraph" w:customStyle="1" w:styleId="DefinitionTerm">
     <w:name w:val="Definition Term"/>
     <w:basedOn w:val="Normal"/>
     <w:next w:val="Definition"/>
@@ -1763,67 +1763,67 @@
       <w:b/>
     </w:rPr>
   </w:style>
-  <w:style w:customStyle="1" w:styleId="Definition" w:type="paragraph">
+  <w:style w:type="paragraph" w:customStyle="1" w:styleId="Definition">
     <w:name w:val="Definition"/>
     <w:basedOn w:val="Normal"/>
   </w:style>
-  <w:style w:styleId="Caption" w:type="paragraph">
+  <w:style w:type="paragraph" w:styleId="Caption">
     <w:name w:val="Caption"/>
     <w:basedOn w:val="Normal"/>
     <w:link w:val="BodyTextChar"/>
     <w:pPr>
-      <w:spacing w:after="120" w:before="0"/>
+      <w:spacing w:before="0" w:after="120"/>
     </w:pPr>
     <w:rPr>
       <w:i/>
     </w:rPr>
   </w:style>
-  <w:style w:customStyle="1" w:styleId="TableCaption" w:type="paragraph">
+  <w:style w:type="paragraph" w:customStyle="1" w:styleId="TableCaption">
     <w:name w:val="Table Caption"/>
     <w:basedOn w:val="Caption"/>
     <w:pPr>
       <w:keepNext/>
     </w:pPr>
   </w:style>
-  <w:style w:customStyle="1" w:styleId="ImageCaption" w:type="paragraph">
+  <w:style w:type="paragraph" w:customStyle="1" w:styleId="ImageCaption">
     <w:name w:val="Image Caption"/>
     <w:basedOn w:val="Caption"/>
   </w:style>
-  <w:style w:customStyle="1" w:styleId="Figure" w:type="paragraph">
+  <w:style w:type="paragraph" w:customStyle="1" w:styleId="Figure">
     <w:name w:val="Figure"/>
     <w:basedOn w:val="Normal"/>
   </w:style>
-  <w:style w:customStyle="1" w:styleId="CaptionedFigure" w:type="paragraph">
+  <w:style w:type="paragraph" w:customStyle="1" w:styleId="CaptionedFigure">
     <w:name w:val="Captioned Figure"/>
     <w:basedOn w:val="Figure"/>
     <w:pPr>
       <w:keepNext/>
     </w:pPr>
   </w:style>
-  <w:style w:customStyle="1" w:styleId="BodyTextChar" w:type="character">
+  <w:style w:type="character" w:customStyle="1" w:styleId="BodyTextChar">
     <w:name w:val="Body Text Char"/>
     <w:basedOn w:val="DefaultParagraphFont"/>
     <w:link w:val="BodyText"/>
   </w:style>
-  <w:style w:customStyle="1" w:styleId="SectionNumber" w:type="character">
+  <w:style w:type="character" w:customStyle="1" w:styleId="SectionNumber">
     <w:name w:val="Section Number"/>
     <w:basedOn w:val="BodyTextChar"/>
   </w:style>
-  <w:style w:styleId="FootnoteReference" w:type="character">
+  <w:style w:type="character" w:styleId="FootnoteReference">
     <w:name w:val="Footnote Reference"/>
     <w:basedOn w:val="BodyTextChar"/>
     <w:rPr>
       <w:vertAlign w:val="superscript"/>
     </w:rPr>
   </w:style>
-  <w:style w:styleId="Hyperlink" w:type="character">
+  <w:style w:type="character" w:styleId="Hyperlink">
     <w:name w:val="Hyperlink"/>
     <w:basedOn w:val="BodyTextChar"/>
     <w:rPr>
-      <w:color w:themeColor="accent1" w:val="4F81BD"/>
-    </w:rPr>
-  </w:style>
-  <w:style w:styleId="TOCHeading" w:type="paragraph">
+      <w:color w:val="4F81BD" w:themeColor="accent1"/>
+    </w:rPr>
+  </w:style>
+  <w:style w:type="paragraph" w:styleId="TOCHeading">
     <w:name w:val="TOC Heading"/>
     <w:basedOn w:val="Heading1"/>
     <w:next w:val="BodyText"/>
@@ -1835,25 +1835,97 @@
       <w:outlineLvl w:val="9"/>
     </w:pPr>
     <w:rPr>
-      <w:rFonts w:ascii="Calibri" w:cs="Calibri" w:eastAsia="Calibri" w:hAnsi="Calibri"/>
+      <w:rFonts w:ascii="Calibri" w:hAnsi="Calibri" w:eastAsia="Calibri" w:cs="Calibri"/>
       <w:b w:val="0"/>
       <w:bCs w:val="0"/>
-      <w:color w:themeColor="accent1" w:themeShade="BF" w:val="365F91"/>
-    </w:rPr>
-  </w:style>
-  <w:style w:customStyle="1" w:styleId="KeepWithNext" w:type="paragraph">
+      <w:color w:val="365F91" w:themeColor="accent1" w:themeShade="BF"/>
+    </w:rPr>
+  </w:style>
+  <w:style w:type="character" w:customStyle="1" w:styleId="VerbatimChar">
+    <w:name w:val="Verbatim Char"/>
+    <w:basedOn w:val="BodyTextChar"/>
+    <w:rPr>
+      <w:rFonts w:ascii="Consolas" w:hAnsi="Consolas" w:cs="Consolas"/>
+      <w:color w:val="1A4D80"/>
+      <w:sz w:val="19"/>
+      <w:szCs w:val="19"/>
+    </w:rPr>
+  </w:style>
+  <w:style w:type="paragraph" w:styleId="Title">
+    <w:name w:val="Title"/>
+    <w:basedOn w:val="Normal"/>
+    <w:next w:val="BodyText"/>
+    <w:qFormat/>
+    <w:pPr>
+      <w:spacing w:before="0" w:after="60"/>
+    </w:pPr>
+    <w:rPr>
+      <w:b/>
+      <w:color w:val="1F4E79"/>
+      <w:sz w:val="48"/>
+      <w:szCs w:val="48"/>
+    </w:rPr>
+  </w:style>
+  <w:style w:type="paragraph" w:customStyle="1" w:styleId="SourceCode">
+    <w:name w:val="Source Code"/>
+    <w:basedOn w:val="Normal"/>
+    <w:link w:val="VerbatimChar"/>
+    <w:pPr>
+      <w:keepLines/>
+      <w:pBdr>
+        <w:top w:val="single" w:sz="4" w:space="4" w:color="C9D8E8"/>
+        <w:left w:val="single" w:sz="4" w:space="4" w:color="C9D8E8"/>
+        <w:bottom w:val="single" w:sz="4" w:space="4" w:color="C9D8E8"/>
+        <w:right w:val="single" w:sz="4" w:space="4" w:color="C9D8E8"/>
+      </w:pBdr>
+      <w:shd w:val="clear" w:color="auto" w:fill="F8FAFC"/>
+      <w:spacing w:before="0" w:after="0" w:line="240" w:lineRule="auto"/>
+      <w:ind w:left="100" w:right="100"/>
+    </w:pPr>
+  </w:style>
+  <w:style w:type="paragraph" w:customStyle="1" w:styleId="ScreenshotCaption">
+    <w:name w:val="Screenshot Caption"/>
+    <w:basedOn w:val="Normal"/>
+    <w:next w:val="BodyText"/>
+    <w:pPr>
+      <w:jc w:val="center"/>
+      <w:spacing w:before="0" w:after="240"/>
+    </w:pPr>
+    <w:rPr>
+      <w:i/>
+      <w:color w:val="5B6B7A"/>
+      <w:sz w:val="19"/>
+      <w:szCs w:val="19"/>
+    </w:rPr>
+  </w:style>
+  <w:style w:type="paragraph" w:customStyle="1" w:styleId="KeepWithNext">
     <w:name w:val="Keep With Next"/>
     <w:basedOn w:val="BodyText"/>
     <w:pPr>
       <w:keepNext/>
     </w:pPr>
   </w:style>
-  <w:style w:customStyle="1" w:styleId="BookSubtitle" w:type="paragraph">
+  <w:style w:type="paragraph" w:styleId="Subtitle">
+    <w:name w:val="Subtitle"/>
+    <w:basedOn w:val="Normal"/>
+    <w:next w:val="BodyText"/>
+    <w:qFormat/>
+    <w:pPr>
+      <w:spacing w:before="0" w:after="60"/>
+    </w:pPr>
+    <w:rPr>
+      <w:i/>
+      <w:color w:val="2D3B47"/>
+      <w:sz w:val="28"/>
+      <w:szCs w:val="28"/>
+    </w:rPr>
+  </w:style>
+  <w:style w:type="paragraph" w:customStyle="1" w:styleId="BookSubtitle">
     <w:name w:val="Book Subtitle"/>
     <w:basedOn w:val="Normal"/>
     <w:pPr>
       <w:jc w:val="center"/>
-      <w:spacing w:after="480" w:before="0"/>
+      <w:spacing w:before="0" w:after="480"/>
     </w:pPr>
     <w:rPr>
       <w:i/>
@@ -1862,12 +1934,32 @@
       <w:szCs w:val="30"/>
     </w:rPr>
   </w:style>
-  <w:style w:customStyle="1" w:styleId="BookTitle" w:type="paragraph">
+  <w:style w:type="paragraph" w:customStyle="1" w:styleId="Date">
+    <w:name w:val="Date"/>
+    <w:basedOn w:val="Normal"/>
+    <w:next w:val="BodyText"/>
+    <w:qFormat/>
+    <w:pPr>
+      <w:pBdr>
+        <w:bottom w:val="single" w:sz="8" w:space="6" w:color="1F4E79"/>
+      </w:pBdr>
+      <w:spacing w:before="0" w:after="240"/>
+    </w:pPr>
+    <w:rPr>
+      <w:b/>
+      <w:caps/>
+      <w:color w:val="5B6B7A"/>
+      <w:spacing w:val="10"/>
+      <w:sz w:val="18"/>
+      <w:szCs w:val="18"/>
+    </w:rPr>
+  </w:style>
+  <w:style w:type="paragraph" w:customStyle="1" w:styleId="BookTitle">
     <w:name w:val="Book Title"/>
     <w:basedOn w:val="Normal"/>
     <w:pPr>
       <w:jc w:val="center"/>
-      <w:spacing w:after="120" w:before="240"/>
+      <w:spacing w:before="240" w:after="120"/>
     </w:pPr>
     <w:rPr>
       <w:b/>
@@ -1876,73 +1968,41 @@
       <w:szCs w:val="64"/>
     </w:rPr>
   </w:style>
-  <w:style w:customStyle="1" w:styleId="HeadingCode" w:type="character">
-    <w:name w:val="Heading Code"/>
-    <w:basedOn w:val="DefaultParagraphFont"/>
-    <w:rPr>
-      <w:rFonts w:ascii="Consolas" w:cs="Consolas" w:hAnsi="Consolas"/>
-    </w:rPr>
-  </w:style>
-  <w:style w:styleId="Title" w:type="paragraph">
-    <w:name w:val="Title"/>
-    <w:basedOn w:val="Normal"/>
-    <w:next w:val="BodyText"/>
-    <w:qFormat/>
-    <w:pPr>
-      <w:spacing w:after="60" w:before="0"/>
-    </w:pPr>
-    <w:rPr>
-      <w:b/>
-      <w:color w:val="1F4E79"/>
-      <w:sz w:val="48"/>
-      <w:szCs w:val="48"/>
-    </w:rPr>
-  </w:style>
-  <w:style w:customStyle="1" w:styleId="BookCover" w:type="paragraph">
-    <w:name w:val="Book Cover"/>
+  <w:style w:type="paragraph" w:customStyle="1" w:styleId="BookByline">
+    <w:name w:val="Book Byline"/>
     <w:basedOn w:val="Normal"/>
     <w:pPr>
       <w:jc w:val="center"/>
-      <w:spacing w:after="360" w:before="720"/>
-    </w:pPr>
-  </w:style>
-  <w:style w:styleId="Subtitle" w:type="paragraph">
-    <w:name w:val="Subtitle"/>
-    <w:basedOn w:val="Normal"/>
-    <w:next w:val="BodyText"/>
-    <w:qFormat/>
-    <w:pPr>
-      <w:spacing w:after="60" w:before="0"/>
-    </w:pPr>
-    <w:rPr>
-      <w:i/>
-      <w:color w:val="2D3B47"/>
-      <w:sz w:val="28"/>
-      <w:szCs w:val="28"/>
-    </w:rPr>
-  </w:style>
-  <w:style w:default="1" w:styleId="Table" w:type="table">
+      <w:spacing w:before="0" w:after="60"/>
+    </w:pPr>
+    <w:rPr>
+      <w:color w:val="5B6B7A"/>
+      <w:sz w:val="24"/>
+      <w:szCs w:val="24"/>
+    </w:rPr>
+  </w:style>
+  <w:style w:type="table" w:default="1" w:styleId="Table">
     <w:name w:val="Table"/>
     <w:basedOn w:val="TableNormal"/>
     <w:qFormat/>
     <w:pPr>
-      <w:spacing w:after="40" w:before="40"/>
+      <w:spacing w:before="40" w:after="40"/>
     </w:pPr>
     <w:tblPr>
-      <w:tblInd w:type="dxa" w:w="0"/>
+      <w:tblInd w:w="0" w:type="dxa"/>
       <w:tblBorders>
-        <w:top w:color="C9D8E8" w:space="0" w:sz="4" w:val="single"/>
-        <w:left w:color="C9D8E8" w:space="0" w:sz="4" w:val="single"/>
-        <w:bottom w:color="C9D8E8" w:space="0" w:sz="4" w:val="single"/>
-        <w:right w:color="C9D8E8" w:space="0" w:sz="4" w:val="single"/>
-        <w:insideH w:color="C9D8E8" w:space="0" w:sz="4" w:val="single"/>
-        <w:insideV w:color="C9D8E8" w:space="0" w:sz="4" w:val="single"/>
+        <w:top w:val="single" w:sz="4" w:space="0" w:color="C9D8E8"/>
+        <w:left w:val="single" w:sz="4" w:space="0" w:color="C9D8E8"/>
+        <w:bottom w:val="single" w:sz="4" w:space="0" w:color="C9D8E8"/>
+        <w:right w:val="single" w:sz="4" w:space="0" w:color="C9D8E8"/>
+        <w:insideH w:val="single" w:sz="4" w:space="0" w:color="C9D8E8"/>
+        <w:insideV w:val="single" w:sz="4" w:space="0" w:color="C9D8E8"/>
       </w:tblBorders>
       <w:tblCellMar>
-        <w:top w:type="dxa" w:w="60"/>
-        <w:left w:type="dxa" w:w="108"/>
-        <w:bottom w:type="dxa" w:w="60"/>
-        <w:right w:type="dxa" w:w="108"/>
+        <w:top w:w="60" w:type="dxa"/>
+        <w:left w:w="108" w:type="dxa"/>
+        <w:bottom w:w="60" w:type="dxa"/>
+        <w:right w:w="108" w:type="dxa"/>
       </w:tblCellMar>
     </w:tblPr>
     <w:tblStylePr w:type="firstRow">
@@ -1951,93 +2011,33 @@
         <w:color w:val="3D556F"/>
       </w:rPr>
       <w:tcPr>
-        <w:shd w:color="auto" w:fill="E5EDF5" w:val="clear"/>
+        <w:shd w:val="clear" w:color="auto" w:fill="E5EDF5"/>
       </w:tcPr>
     </w:tblStylePr>
   </w:style>
-  <w:style w:customStyle="1" w:styleId="ScreenshotCaption" w:type="paragraph">
-    <w:name w:val="Screenshot Caption"/>
-    <w:basedOn w:val="Normal"/>
-    <w:next w:val="BodyText"/>
+  <w:style w:type="paragraph" w:customStyle="1" w:styleId="BookCover">
+    <w:name w:val="Book Cover"/>
+    <w:basedOn w:val="Normal"/>
     <w:pPr>
       <w:jc w:val="center"/>
-      <w:spacing w:after="240" w:before="0"/>
-    </w:pPr>
-    <w:rPr>
-      <w:i/>
-      <w:color w:val="5B6B7A"/>
-      <w:sz w:val="19"/>
-      <w:szCs w:val="19"/>
-    </w:rPr>
-  </w:style>
-  <w:style w:customStyle="1" w:styleId="BookByline" w:type="paragraph">
-    <w:name w:val="Book Byline"/>
-    <w:basedOn w:val="Normal"/>
-    <w:pPr>
-      <w:jc w:val="center"/>
-      <w:spacing w:after="60" w:before="0"/>
-    </w:pPr>
-    <w:rPr>
-      <w:color w:val="5B6B7A"/>
-      <w:sz w:val="24"/>
-      <w:szCs w:val="24"/>
-    </w:rPr>
-  </w:style>
-  <w:style w:customStyle="1" w:styleId="Screenshot" w:type="paragraph">
+      <w:spacing w:before="720" w:after="360"/>
+    </w:pPr>
+  </w:style>
+  <w:style w:type="paragraph" w:customStyle="1" w:styleId="Screenshot">
     <w:name w:val="Screenshot"/>
     <w:basedOn w:val="Normal"/>
     <w:next w:val="ScreenshotCaption"/>
     <w:pPr>
       <w:keepNext/>
       <w:jc w:val="center"/>
-      <w:spacing w:after="40" w:before="160"/>
-    </w:pPr>
-  </w:style>
-  <w:style w:customStyle="1" w:styleId="SourceCode" w:type="paragraph">
-    <w:name w:val="Source Code"/>
-    <w:basedOn w:val="Normal"/>
-    <w:link w:val="VerbatimChar"/>
-    <w:pPr>
-      <w:keepLines/>
-      <w:pBdr>
-        <w:top w:color="C9D8E8" w:space="4" w:sz="4" w:val="single"/>
-        <w:left w:color="C9D8E8" w:space="4" w:sz="4" w:val="single"/>
-        <w:bottom w:color="C9D8E8" w:space="4" w:sz="4" w:val="single"/>
-        <w:right w:color="C9D8E8" w:space="4" w:sz="4" w:val="single"/>
-      </w:pBdr>
-      <w:shd w:color="auto" w:fill="F8FAFC" w:val="clear"/>
-      <w:spacing w:after="0" w:before="0" w:line="240" w:lineRule="auto"/>
-      <w:ind w:left="100" w:right="100"/>
-    </w:pPr>
-  </w:style>
-  <w:style w:customStyle="1" w:styleId="Date" w:type="paragraph">
-    <w:name w:val="Date"/>
-    <w:basedOn w:val="Normal"/>
-    <w:next w:val="BodyText"/>
-    <w:qFormat/>
-    <w:pPr>
-      <w:pBdr>
-        <w:bottom w:color="1F4E79" w:space="6" w:sz="8" w:val="single"/>
-      </w:pBdr>
-      <w:spacing w:after="240" w:before="0"/>
-    </w:pPr>
-    <w:rPr>
-      <w:b/>
-      <w:caps/>
-      <w:color w:val="5B6B7A"/>
-      <w:spacing w:val="10"/>
-      <w:sz w:val="18"/>
-      <w:szCs w:val="18"/>
-    </w:rPr>
-  </w:style>
-  <w:style w:customStyle="1" w:styleId="VerbatimChar" w:type="character">
-    <w:name w:val="Verbatim Char"/>
-    <w:basedOn w:val="BodyTextChar"/>
-    <w:rPr>
-      <w:rFonts w:ascii="Consolas" w:cs="Consolas" w:hAnsi="Consolas"/>
-      <w:color w:val="1A4D80"/>
-      <w:sz w:val="19"/>
-      <w:szCs w:val="19"/>
+      <w:spacing w:before="160" w:after="40"/>
+    </w:pPr>
+  </w:style>
+  <w:style w:type="character" w:customStyle="1" w:styleId="HeadingCode">
+    <w:name w:val="Heading Code"/>
+    <w:basedOn w:val="DefaultParagraphFont"/>
+    <w:rPr>
+      <w:rFonts w:ascii="Consolas" w:hAnsi="Consolas" w:cs="Consolas"/>
     </w:rPr>
   </w:style>
   <w:style w:type="character" w:customStyle="1" w:styleId="KeywordTok">
